--- a/lessons/2-1/downloads/reveal/teacher/2.1-exit-tickets.docx
+++ b/lessons/2-1/downloads/reveal/teacher/2.1-exit-tickets.docx
@@ -4,6 +4,7 @@
   <w:body>
     <w:p>
       <w:pPr>
+        <w:pStyle w:val="Heading1"/>
         <w:tabs>
           <w:tab w:val="left" w:pos="5200"/>
           <w:tab w:val="right" w:leader="underscore" w:pos="9504"/>
@@ -34,7 +35,7 @@
         <w:rPr>
           <w:rFonts w:ascii="Avenir Next" w:hAnsi="Avenir Next" w:cs="Avenir Next" w:eastAsia="Avenir Next"/>
           <w:color w:val="1A1A1A"/>
-          <w:sz w:val="18"/>
+          <w:sz w:val="22"/>
           <w:szCs w:val="18"/>
         </w:rPr>
         <w:t xml:space="preserve">Name</w:t>
@@ -119,7 +120,7 @@
                 <w:rFonts w:ascii="Avenir Next" w:hAnsi="Avenir Next" w:cs="Avenir Next" w:eastAsia="Avenir Next"/>
                 <w:b/>
                 <w:color w:val="1A1A1A"/>
-                <w:sz w:val="20"/>
+                <w:sz w:val="22"/>
                 <w:szCs w:val="20"/>
               </w:rPr>
               <w:t xml:space="preserve">1.</w:t>
@@ -137,7 +138,7 @@
               <w:rPr>
                 <w:rFonts w:ascii="Avenir Next" w:hAnsi="Avenir Next" w:cs="Avenir Next" w:eastAsia="Avenir Next"/>
                 <w:color w:val="1A1A1A"/>
-                <w:sz w:val="20"/>
+                <w:sz w:val="22"/>
                 <w:szCs w:val="20"/>
               </w:rPr>
               <w:t xml:space="preserve">Write S (statistical) or N (not statistical).</w:t>
@@ -192,25 +193,25 @@
                       <w:rFonts w:ascii="Avenir Next" w:hAnsi="Avenir Next" w:cs="Avenir Next" w:eastAsia="Avenir Next"/>
                       <w:b/>
                       <w:color w:val="003A70"/>
+                      <w:sz w:val="22"/>
+                      <w:szCs w:val="20"/>
+                    </w:rPr>
+                    <w:t xml:space="preserve">a.</w:t>
+                  </w:r>
+                  <w:r>
+                    <w:rPr>
+                      <w:rFonts w:ascii="Avenir Next" w:hAnsi="Avenir Next" w:cs="Avenir Next" w:eastAsia="Avenir Next"/>
+                      <w:color w:val="1A1A1A"/>
                       <w:sz w:val="20"/>
                       <w:szCs w:val="20"/>
                     </w:rPr>
-                    <w:t xml:space="preserve">a.</w:t>
-                  </w:r>
-                  <w:r>
-                    <w:rPr>
-                      <w:rFonts w:ascii="Avenir Next" w:hAnsi="Avenir Next" w:cs="Avenir Next" w:eastAsia="Avenir Next"/>
-                      <w:color w:val="1A1A1A"/>
-                      <w:sz w:val="20"/>
-                      <w:szCs w:val="20"/>
-                    </w:rPr>
                     <w:tab/>
                   </w:r>
                   <w:r>
                     <w:rPr>
                       <w:rFonts w:ascii="Avenir Next" w:hAnsi="Avenir Next" w:cs="Avenir Next" w:eastAsia="Avenir Next"/>
                       <w:color w:val="1A1A1A"/>
-                      <w:sz w:val="20"/>
+                      <w:sz w:val="22"/>
                       <w:szCs w:val="20"/>
                     </w:rPr>
                     <w:t xml:space="preserve">How many hours are in a day?</w:t>
@@ -254,25 +255,25 @@
                       <w:rFonts w:ascii="Avenir Next" w:hAnsi="Avenir Next" w:cs="Avenir Next" w:eastAsia="Avenir Next"/>
                       <w:b/>
                       <w:color w:val="003A70"/>
+                      <w:sz w:val="22"/>
+                      <w:szCs w:val="20"/>
+                    </w:rPr>
+                    <w:t xml:space="preserve">b.</w:t>
+                  </w:r>
+                  <w:r>
+                    <w:rPr>
+                      <w:rFonts w:ascii="Avenir Next" w:hAnsi="Avenir Next" w:cs="Avenir Next" w:eastAsia="Avenir Next"/>
+                      <w:color w:val="1A1A1A"/>
                       <w:sz w:val="20"/>
                       <w:szCs w:val="20"/>
                     </w:rPr>
-                    <w:t xml:space="preserve">b.</w:t>
-                  </w:r>
-                  <w:r>
-                    <w:rPr>
-                      <w:rFonts w:ascii="Avenir Next" w:hAnsi="Avenir Next" w:cs="Avenir Next" w:eastAsia="Avenir Next"/>
-                      <w:color w:val="1A1A1A"/>
-                      <w:sz w:val="20"/>
-                      <w:szCs w:val="20"/>
-                    </w:rPr>
                     <w:tab/>
                   </w:r>
                   <w:r>
                     <w:rPr>
                       <w:rFonts w:ascii="Avenir Next" w:hAnsi="Avenir Next" w:cs="Avenir Next" w:eastAsia="Avenir Next"/>
                       <w:color w:val="1A1A1A"/>
-                      <w:sz w:val="20"/>
+                      <w:sz w:val="22"/>
                       <w:szCs w:val="20"/>
                     </w:rPr>
                     <w:t xml:space="preserve">How long is each student’s name?</w:t>
@@ -365,7 +366,7 @@
                 <w:rFonts w:ascii="Avenir Next" w:hAnsi="Avenir Next" w:cs="Avenir Next" w:eastAsia="Avenir Next"/>
                 <w:b/>
                 <w:color w:val="1A1A1A"/>
-                <w:sz w:val="20"/>
+                <w:sz w:val="22"/>
                 <w:szCs w:val="20"/>
               </w:rPr>
               <w:t xml:space="preserve">2.</w:t>
@@ -383,7 +384,7 @@
               <w:rPr>
                 <w:rFonts w:ascii="Avenir Next" w:hAnsi="Avenir Next" w:cs="Avenir Next" w:eastAsia="Avenir Next"/>
                 <w:color w:val="1A1A1A"/>
-                <w:sz w:val="20"/>
+                <w:sz w:val="22"/>
                 <w:szCs w:val="20"/>
               </w:rPr>
               <w:t xml:space="preserve">Rewrite “How many students are in Room 12?” as a statistical question.</w:t>
@@ -402,7 +403,7 @@
                 <w:rFonts w:ascii="Avenir Next" w:hAnsi="Avenir Next" w:cs="Avenir Next" w:eastAsia="Avenir Next"/>
                 <w:b/>
                 <w:color w:val="1A1A1A"/>
-                <w:sz w:val="18"/>
+                <w:sz w:val="22"/>
                 <w:szCs w:val="18"/>
               </w:rPr>
               <w:t xml:space="preserve">New question</w:t>
@@ -477,7 +478,7 @@
                 <w:rFonts w:ascii="Avenir Next" w:hAnsi="Avenir Next" w:cs="Avenir Next" w:eastAsia="Avenir Next"/>
                 <w:b/>
                 <w:color w:val="1A1A1A"/>
-                <w:sz w:val="20"/>
+                <w:sz w:val="22"/>
                 <w:szCs w:val="20"/>
               </w:rPr>
               <w:t xml:space="preserve">3.</w:t>
@@ -495,7 +496,7 @@
               <w:rPr>
                 <w:rFonts w:ascii="Avenir Next" w:hAnsi="Avenir Next" w:cs="Avenir Next" w:eastAsia="Avenir Next"/>
                 <w:color w:val="1A1A1A"/>
-                <w:sz w:val="20"/>
+                <w:sz w:val="22"/>
                 <w:szCs w:val="20"/>
               </w:rPr>
               <w:t xml:space="preserve">Which question is statistical?</w:t>
@@ -549,25 +550,25 @@
                       <w:rFonts w:ascii="Avenir Next" w:hAnsi="Avenir Next" w:cs="Avenir Next" w:eastAsia="Avenir Next"/>
                       <w:b/>
                       <w:color w:val="003A70"/>
+                      <w:sz w:val="22"/>
+                      <w:szCs w:val="19"/>
+                    </w:rPr>
+                    <w:t xml:space="preserve">A</w:t>
+                  </w:r>
+                  <w:r>
+                    <w:rPr>
+                      <w:rFonts w:ascii="Avenir Next" w:hAnsi="Avenir Next" w:cs="Avenir Next" w:eastAsia="Avenir Next"/>
+                      <w:color w:val="1A1A1A"/>
                       <w:sz w:val="19"/>
                       <w:szCs w:val="19"/>
                     </w:rPr>
-                    <w:t xml:space="preserve">A</w:t>
-                  </w:r>
-                  <w:r>
-                    <w:rPr>
-                      <w:rFonts w:ascii="Avenir Next" w:hAnsi="Avenir Next" w:cs="Avenir Next" w:eastAsia="Avenir Next"/>
-                      <w:color w:val="1A1A1A"/>
-                      <w:sz w:val="19"/>
-                      <w:szCs w:val="19"/>
-                    </w:rPr>
                     <w:tab/>
                   </w:r>
                   <w:r>
                     <w:rPr>
                       <w:rFonts w:ascii="Avenir Next" w:hAnsi="Avenir Next" w:cs="Avenir Next" w:eastAsia="Avenir Next"/>
                       <w:color w:val="1A1A1A"/>
-                      <w:sz w:val="19"/>
+                      <w:sz w:val="22"/>
                       <w:szCs w:val="19"/>
                     </w:rPr>
                     <w:t xml:space="preserve">How many legs does a spider have?</w:t>
@@ -592,25 +593,25 @@
                       <w:rFonts w:ascii="Avenir Next" w:hAnsi="Avenir Next" w:cs="Avenir Next" w:eastAsia="Avenir Next"/>
                       <w:b/>
                       <w:color w:val="003A70"/>
+                      <w:sz w:val="22"/>
+                      <w:szCs w:val="19"/>
+                    </w:rPr>
+                    <w:t xml:space="preserve">B</w:t>
+                  </w:r>
+                  <w:r>
+                    <w:rPr>
+                      <w:rFonts w:ascii="Avenir Next" w:hAnsi="Avenir Next" w:cs="Avenir Next" w:eastAsia="Avenir Next"/>
+                      <w:color w:val="1A1A1A"/>
                       <w:sz w:val="19"/>
                       <w:szCs w:val="19"/>
                     </w:rPr>
-                    <w:t xml:space="preserve">B</w:t>
-                  </w:r>
-                  <w:r>
-                    <w:rPr>
-                      <w:rFonts w:ascii="Avenir Next" w:hAnsi="Avenir Next" w:cs="Avenir Next" w:eastAsia="Avenir Next"/>
-                      <w:color w:val="1A1A1A"/>
-                      <w:sz w:val="19"/>
-                      <w:szCs w:val="19"/>
-                    </w:rPr>
                     <w:tab/>
                   </w:r>
                   <w:r>
                     <w:rPr>
                       <w:rFonts w:ascii="Avenir Next" w:hAnsi="Avenir Next" w:cs="Avenir Next" w:eastAsia="Avenir Next"/>
                       <w:color w:val="1A1A1A"/>
-                      <w:sz w:val="19"/>
+                      <w:sz w:val="22"/>
                       <w:szCs w:val="19"/>
                     </w:rPr>
                     <w:t xml:space="preserve">What is today’s date?</w:t>
@@ -640,25 +641,25 @@
                       <w:rFonts w:ascii="Avenir Next" w:hAnsi="Avenir Next" w:cs="Avenir Next" w:eastAsia="Avenir Next"/>
                       <w:b/>
                       <w:color w:val="003A70"/>
+                      <w:sz w:val="22"/>
+                      <w:szCs w:val="19"/>
+                    </w:rPr>
+                    <w:t xml:space="preserve">C</w:t>
+                  </w:r>
+                  <w:r>
+                    <w:rPr>
+                      <w:rFonts w:ascii="Avenir Next" w:hAnsi="Avenir Next" w:cs="Avenir Next" w:eastAsia="Avenir Next"/>
+                      <w:color w:val="1A1A1A"/>
                       <w:sz w:val="19"/>
                       <w:szCs w:val="19"/>
                     </w:rPr>
-                    <w:t xml:space="preserve">C</w:t>
-                  </w:r>
-                  <w:r>
-                    <w:rPr>
-                      <w:rFonts w:ascii="Avenir Next" w:hAnsi="Avenir Next" w:cs="Avenir Next" w:eastAsia="Avenir Next"/>
-                      <w:color w:val="1A1A1A"/>
-                      <w:sz w:val="19"/>
-                      <w:szCs w:val="19"/>
-                    </w:rPr>
                     <w:tab/>
                   </w:r>
                   <w:r>
                     <w:rPr>
                       <w:rFonts w:ascii="Avenir Next" w:hAnsi="Avenir Next" w:cs="Avenir Next" w:eastAsia="Avenir Next"/>
                       <w:color w:val="1A1A1A"/>
-                      <w:sz w:val="19"/>
+                      <w:sz w:val="22"/>
                       <w:szCs w:val="19"/>
                     </w:rPr>
                     <w:t xml:space="preserve">How many minutes did each student read?</w:t>
@@ -683,25 +684,25 @@
                       <w:rFonts w:ascii="Avenir Next" w:hAnsi="Avenir Next" w:cs="Avenir Next" w:eastAsia="Avenir Next"/>
                       <w:b/>
                       <w:color w:val="003A70"/>
+                      <w:sz w:val="22"/>
+                      <w:szCs w:val="19"/>
+                    </w:rPr>
+                    <w:t xml:space="preserve">D</w:t>
+                  </w:r>
+                  <w:r>
+                    <w:rPr>
+                      <w:rFonts w:ascii="Avenir Next" w:hAnsi="Avenir Next" w:cs="Avenir Next" w:eastAsia="Avenir Next"/>
+                      <w:color w:val="1A1A1A"/>
                       <w:sz w:val="19"/>
                       <w:szCs w:val="19"/>
                     </w:rPr>
-                    <w:t xml:space="preserve">D</w:t>
-                  </w:r>
-                  <w:r>
-                    <w:rPr>
-                      <w:rFonts w:ascii="Avenir Next" w:hAnsi="Avenir Next" w:cs="Avenir Next" w:eastAsia="Avenir Next"/>
-                      <w:color w:val="1A1A1A"/>
-                      <w:sz w:val="19"/>
-                      <w:szCs w:val="19"/>
-                    </w:rPr>
                     <w:tab/>
                   </w:r>
                   <w:r>
                     <w:rPr>
                       <w:rFonts w:ascii="Avenir Next" w:hAnsi="Avenir Next" w:cs="Avenir Next" w:eastAsia="Avenir Next"/>
                       <w:color w:val="1A1A1A"/>
-                      <w:sz w:val="19"/>
+                      <w:sz w:val="22"/>
                       <w:szCs w:val="19"/>
                     </w:rPr>
                     <w:t xml:space="preserve">How tall is our flagpole?</w:t>
@@ -751,7 +752,7 @@
         <w:rPr>
           <w:rFonts w:ascii="Avenir Next" w:hAnsi="Avenir Next" w:cs="Avenir Next" w:eastAsia="Avenir Next"/>
           <w:color w:val="1A1A1A"/>
-          <w:sz w:val="17"/>
+          <w:sz w:val="22"/>
           <w:szCs w:val="17"/>
         </w:rPr>
         <w:t xml:space="preserve">  I got it</w:t>
@@ -769,7 +770,7 @@
         <w:rPr>
           <w:rFonts w:ascii="Avenir Next" w:hAnsi="Avenir Next" w:cs="Avenir Next" w:eastAsia="Avenir Next"/>
           <w:color w:val="1A1A1A"/>
-          <w:sz w:val="17"/>
+          <w:sz w:val="22"/>
           <w:szCs w:val="17"/>
         </w:rPr>
         <w:t xml:space="preserve">  Almost</w:t>
@@ -787,7 +788,7 @@
         <w:rPr>
           <w:rFonts w:ascii="Avenir Next" w:hAnsi="Avenir Next" w:cs="Avenir Next" w:eastAsia="Avenir Next"/>
           <w:color w:val="1A1A1A"/>
-          <w:sz w:val="17"/>
+          <w:sz w:val="22"/>
           <w:szCs w:val="17"/>
         </w:rPr>
         <w:t xml:space="preserve">  I need help</w:t>
@@ -844,7 +845,7 @@
         <w:rPr>
           <w:rFonts w:ascii="Avenir Next" w:hAnsi="Avenir Next" w:cs="Avenir Next" w:eastAsia="Avenir Next"/>
           <w:color w:val="1A1A1A"/>
-          <w:sz w:val="18"/>
+          <w:sz w:val="22"/>
           <w:szCs w:val="18"/>
         </w:rPr>
         <w:t xml:space="preserve">Name</w:t>
@@ -929,7 +930,7 @@
                 <w:rFonts w:ascii="Avenir Next" w:hAnsi="Avenir Next" w:cs="Avenir Next" w:eastAsia="Avenir Next"/>
                 <w:b/>
                 <w:color w:val="1A1A1A"/>
-                <w:sz w:val="20"/>
+                <w:sz w:val="22"/>
                 <w:szCs w:val="20"/>
               </w:rPr>
               <w:t xml:space="preserve">1.</w:t>
@@ -947,7 +948,7 @@
               <w:rPr>
                 <w:rFonts w:ascii="Avenir Next" w:hAnsi="Avenir Next" w:cs="Avenir Next" w:eastAsia="Avenir Next"/>
                 <w:color w:val="1A1A1A"/>
-                <w:sz w:val="20"/>
+                <w:sz w:val="22"/>
                 <w:szCs w:val="20"/>
               </w:rPr>
               <w:t xml:space="preserve">Write S (statistical) or N (not statistical).</w:t>
@@ -1002,25 +1003,25 @@
                       <w:rFonts w:ascii="Avenir Next" w:hAnsi="Avenir Next" w:cs="Avenir Next" w:eastAsia="Avenir Next"/>
                       <w:b/>
                       <w:color w:val="003A70"/>
+                      <w:sz w:val="22"/>
+                      <w:szCs w:val="20"/>
+                    </w:rPr>
+                    <w:t xml:space="preserve">a.</w:t>
+                  </w:r>
+                  <w:r>
+                    <w:rPr>
+                      <w:rFonts w:ascii="Avenir Next" w:hAnsi="Avenir Next" w:cs="Avenir Next" w:eastAsia="Avenir Next"/>
+                      <w:color w:val="1A1A1A"/>
                       <w:sz w:val="20"/>
                       <w:szCs w:val="20"/>
                     </w:rPr>
-                    <w:t xml:space="preserve">a.</w:t>
-                  </w:r>
-                  <w:r>
-                    <w:rPr>
-                      <w:rFonts w:ascii="Avenir Next" w:hAnsi="Avenir Next" w:cs="Avenir Next" w:eastAsia="Avenir Next"/>
-                      <w:color w:val="1A1A1A"/>
-                      <w:sz w:val="20"/>
-                      <w:szCs w:val="20"/>
-                    </w:rPr>
                     <w:tab/>
                   </w:r>
                   <w:r>
                     <w:rPr>
                       <w:rFonts w:ascii="Avenir Next" w:hAnsi="Avenir Next" w:cs="Avenir Next" w:eastAsia="Avenir Next"/>
                       <w:color w:val="1A1A1A"/>
-                      <w:sz w:val="20"/>
+                      <w:sz w:val="22"/>
                       <w:szCs w:val="20"/>
                     </w:rPr>
                     <w:t xml:space="preserve">How many hours are in a day?</w:t>
@@ -1064,25 +1065,25 @@
                       <w:rFonts w:ascii="Avenir Next" w:hAnsi="Avenir Next" w:cs="Avenir Next" w:eastAsia="Avenir Next"/>
                       <w:b/>
                       <w:color w:val="003A70"/>
+                      <w:sz w:val="22"/>
+                      <w:szCs w:val="20"/>
+                    </w:rPr>
+                    <w:t xml:space="preserve">b.</w:t>
+                  </w:r>
+                  <w:r>
+                    <w:rPr>
+                      <w:rFonts w:ascii="Avenir Next" w:hAnsi="Avenir Next" w:cs="Avenir Next" w:eastAsia="Avenir Next"/>
+                      <w:color w:val="1A1A1A"/>
                       <w:sz w:val="20"/>
                       <w:szCs w:val="20"/>
                     </w:rPr>
-                    <w:t xml:space="preserve">b.</w:t>
-                  </w:r>
-                  <w:r>
-                    <w:rPr>
-                      <w:rFonts w:ascii="Avenir Next" w:hAnsi="Avenir Next" w:cs="Avenir Next" w:eastAsia="Avenir Next"/>
-                      <w:color w:val="1A1A1A"/>
-                      <w:sz w:val="20"/>
-                      <w:szCs w:val="20"/>
-                    </w:rPr>
                     <w:tab/>
                   </w:r>
                   <w:r>
                     <w:rPr>
                       <w:rFonts w:ascii="Avenir Next" w:hAnsi="Avenir Next" w:cs="Avenir Next" w:eastAsia="Avenir Next"/>
                       <w:color w:val="1A1A1A"/>
-                      <w:sz w:val="20"/>
+                      <w:sz w:val="22"/>
                       <w:szCs w:val="20"/>
                     </w:rPr>
                     <w:t xml:space="preserve">How long is each student’s name?</w:t>
@@ -1175,7 +1176,7 @@
                 <w:rFonts w:ascii="Avenir Next" w:hAnsi="Avenir Next" w:cs="Avenir Next" w:eastAsia="Avenir Next"/>
                 <w:b/>
                 <w:color w:val="1A1A1A"/>
-                <w:sz w:val="20"/>
+                <w:sz w:val="22"/>
                 <w:szCs w:val="20"/>
               </w:rPr>
               <w:t xml:space="preserve">2.</w:t>
@@ -1193,7 +1194,7 @@
               <w:rPr>
                 <w:rFonts w:ascii="Avenir Next" w:hAnsi="Avenir Next" w:cs="Avenir Next" w:eastAsia="Avenir Next"/>
                 <w:color w:val="1A1A1A"/>
-                <w:sz w:val="20"/>
+                <w:sz w:val="22"/>
                 <w:szCs w:val="20"/>
               </w:rPr>
               <w:t xml:space="preserve">Rewrite “How many students are in Room 12?” as a statistical question.</w:t>
@@ -1212,7 +1213,7 @@
                 <w:rFonts w:ascii="Avenir Next" w:hAnsi="Avenir Next" w:cs="Avenir Next" w:eastAsia="Avenir Next"/>
                 <w:b/>
                 <w:color w:val="1A1A1A"/>
-                <w:sz w:val="18"/>
+                <w:sz w:val="22"/>
                 <w:szCs w:val="18"/>
               </w:rPr>
               <w:t xml:space="preserve">New question</w:t>
@@ -1287,7 +1288,7 @@
                 <w:rFonts w:ascii="Avenir Next" w:hAnsi="Avenir Next" w:cs="Avenir Next" w:eastAsia="Avenir Next"/>
                 <w:b/>
                 <w:color w:val="1A1A1A"/>
-                <w:sz w:val="20"/>
+                <w:sz w:val="22"/>
                 <w:szCs w:val="20"/>
               </w:rPr>
               <w:t xml:space="preserve">3.</w:t>
@@ -1305,7 +1306,7 @@
               <w:rPr>
                 <w:rFonts w:ascii="Avenir Next" w:hAnsi="Avenir Next" w:cs="Avenir Next" w:eastAsia="Avenir Next"/>
                 <w:color w:val="1A1A1A"/>
-                <w:sz w:val="20"/>
+                <w:sz w:val="22"/>
                 <w:szCs w:val="20"/>
               </w:rPr>
               <w:t xml:space="preserve">Which question is statistical?</w:t>
@@ -1359,25 +1360,25 @@
                       <w:rFonts w:ascii="Avenir Next" w:hAnsi="Avenir Next" w:cs="Avenir Next" w:eastAsia="Avenir Next"/>
                       <w:b/>
                       <w:color w:val="003A70"/>
+                      <w:sz w:val="22"/>
+                      <w:szCs w:val="19"/>
+                    </w:rPr>
+                    <w:t xml:space="preserve">A</w:t>
+                  </w:r>
+                  <w:r>
+                    <w:rPr>
+                      <w:rFonts w:ascii="Avenir Next" w:hAnsi="Avenir Next" w:cs="Avenir Next" w:eastAsia="Avenir Next"/>
+                      <w:color w:val="1A1A1A"/>
                       <w:sz w:val="19"/>
                       <w:szCs w:val="19"/>
                     </w:rPr>
-                    <w:t xml:space="preserve">A</w:t>
-                  </w:r>
-                  <w:r>
-                    <w:rPr>
-                      <w:rFonts w:ascii="Avenir Next" w:hAnsi="Avenir Next" w:cs="Avenir Next" w:eastAsia="Avenir Next"/>
-                      <w:color w:val="1A1A1A"/>
-                      <w:sz w:val="19"/>
-                      <w:szCs w:val="19"/>
-                    </w:rPr>
                     <w:tab/>
                   </w:r>
                   <w:r>
                     <w:rPr>
                       <w:rFonts w:ascii="Avenir Next" w:hAnsi="Avenir Next" w:cs="Avenir Next" w:eastAsia="Avenir Next"/>
                       <w:color w:val="1A1A1A"/>
-                      <w:sz w:val="19"/>
+                      <w:sz w:val="22"/>
                       <w:szCs w:val="19"/>
                     </w:rPr>
                     <w:t xml:space="preserve">How many legs does a spider have?</w:t>
@@ -1402,25 +1403,25 @@
                       <w:rFonts w:ascii="Avenir Next" w:hAnsi="Avenir Next" w:cs="Avenir Next" w:eastAsia="Avenir Next"/>
                       <w:b/>
                       <w:color w:val="003A70"/>
+                      <w:sz w:val="22"/>
+                      <w:szCs w:val="19"/>
+                    </w:rPr>
+                    <w:t xml:space="preserve">B</w:t>
+                  </w:r>
+                  <w:r>
+                    <w:rPr>
+                      <w:rFonts w:ascii="Avenir Next" w:hAnsi="Avenir Next" w:cs="Avenir Next" w:eastAsia="Avenir Next"/>
+                      <w:color w:val="1A1A1A"/>
                       <w:sz w:val="19"/>
                       <w:szCs w:val="19"/>
                     </w:rPr>
-                    <w:t xml:space="preserve">B</w:t>
-                  </w:r>
-                  <w:r>
-                    <w:rPr>
-                      <w:rFonts w:ascii="Avenir Next" w:hAnsi="Avenir Next" w:cs="Avenir Next" w:eastAsia="Avenir Next"/>
-                      <w:color w:val="1A1A1A"/>
-                      <w:sz w:val="19"/>
-                      <w:szCs w:val="19"/>
-                    </w:rPr>
                     <w:tab/>
                   </w:r>
                   <w:r>
                     <w:rPr>
                       <w:rFonts w:ascii="Avenir Next" w:hAnsi="Avenir Next" w:cs="Avenir Next" w:eastAsia="Avenir Next"/>
                       <w:color w:val="1A1A1A"/>
-                      <w:sz w:val="19"/>
+                      <w:sz w:val="22"/>
                       <w:szCs w:val="19"/>
                     </w:rPr>
                     <w:t xml:space="preserve">What is today’s date?</w:t>
@@ -1450,25 +1451,25 @@
                       <w:rFonts w:ascii="Avenir Next" w:hAnsi="Avenir Next" w:cs="Avenir Next" w:eastAsia="Avenir Next"/>
                       <w:b/>
                       <w:color w:val="003A70"/>
+                      <w:sz w:val="22"/>
+                      <w:szCs w:val="19"/>
+                    </w:rPr>
+                    <w:t xml:space="preserve">C</w:t>
+                  </w:r>
+                  <w:r>
+                    <w:rPr>
+                      <w:rFonts w:ascii="Avenir Next" w:hAnsi="Avenir Next" w:cs="Avenir Next" w:eastAsia="Avenir Next"/>
+                      <w:color w:val="1A1A1A"/>
                       <w:sz w:val="19"/>
                       <w:szCs w:val="19"/>
                     </w:rPr>
-                    <w:t xml:space="preserve">C</w:t>
-                  </w:r>
-                  <w:r>
-                    <w:rPr>
-                      <w:rFonts w:ascii="Avenir Next" w:hAnsi="Avenir Next" w:cs="Avenir Next" w:eastAsia="Avenir Next"/>
-                      <w:color w:val="1A1A1A"/>
-                      <w:sz w:val="19"/>
-                      <w:szCs w:val="19"/>
-                    </w:rPr>
                     <w:tab/>
                   </w:r>
                   <w:r>
                     <w:rPr>
                       <w:rFonts w:ascii="Avenir Next" w:hAnsi="Avenir Next" w:cs="Avenir Next" w:eastAsia="Avenir Next"/>
                       <w:color w:val="1A1A1A"/>
-                      <w:sz w:val="19"/>
+                      <w:sz w:val="22"/>
                       <w:szCs w:val="19"/>
                     </w:rPr>
                     <w:t xml:space="preserve">How many minutes did each student read?</w:t>
@@ -1493,25 +1494,25 @@
                       <w:rFonts w:ascii="Avenir Next" w:hAnsi="Avenir Next" w:cs="Avenir Next" w:eastAsia="Avenir Next"/>
                       <w:b/>
                       <w:color w:val="003A70"/>
+                      <w:sz w:val="22"/>
+                      <w:szCs w:val="19"/>
+                    </w:rPr>
+                    <w:t xml:space="preserve">D</w:t>
+                  </w:r>
+                  <w:r>
+                    <w:rPr>
+                      <w:rFonts w:ascii="Avenir Next" w:hAnsi="Avenir Next" w:cs="Avenir Next" w:eastAsia="Avenir Next"/>
+                      <w:color w:val="1A1A1A"/>
                       <w:sz w:val="19"/>
                       <w:szCs w:val="19"/>
                     </w:rPr>
-                    <w:t xml:space="preserve">D</w:t>
-                  </w:r>
-                  <w:r>
-                    <w:rPr>
-                      <w:rFonts w:ascii="Avenir Next" w:hAnsi="Avenir Next" w:cs="Avenir Next" w:eastAsia="Avenir Next"/>
-                      <w:color w:val="1A1A1A"/>
-                      <w:sz w:val="19"/>
-                      <w:szCs w:val="19"/>
-                    </w:rPr>
                     <w:tab/>
                   </w:r>
                   <w:r>
                     <w:rPr>
                       <w:rFonts w:ascii="Avenir Next" w:hAnsi="Avenir Next" w:cs="Avenir Next" w:eastAsia="Avenir Next"/>
                       <w:color w:val="1A1A1A"/>
-                      <w:sz w:val="19"/>
+                      <w:sz w:val="22"/>
                       <w:szCs w:val="19"/>
                     </w:rPr>
                     <w:t xml:space="preserve">How tall is our flagpole?</w:t>
@@ -1561,7 +1562,7 @@
         <w:rPr>
           <w:rFonts w:ascii="Avenir Next" w:hAnsi="Avenir Next" w:cs="Avenir Next" w:eastAsia="Avenir Next"/>
           <w:color w:val="1A1A1A"/>
-          <w:sz w:val="17"/>
+          <w:sz w:val="22"/>
           <w:szCs w:val="17"/>
         </w:rPr>
         <w:t xml:space="preserve">  I got it</w:t>
@@ -1579,7 +1580,7 @@
         <w:rPr>
           <w:rFonts w:ascii="Avenir Next" w:hAnsi="Avenir Next" w:cs="Avenir Next" w:eastAsia="Avenir Next"/>
           <w:color w:val="1A1A1A"/>
-          <w:sz w:val="17"/>
+          <w:sz w:val="22"/>
           <w:szCs w:val="17"/>
         </w:rPr>
         <w:t xml:space="preserve">  Almost</w:t>
@@ -1597,7 +1598,7 @@
         <w:rPr>
           <w:rFonts w:ascii="Avenir Next" w:hAnsi="Avenir Next" w:cs="Avenir Next" w:eastAsia="Avenir Next"/>
           <w:color w:val="1A1A1A"/>
-          <w:sz w:val="17"/>
+          <w:sz w:val="22"/>
           <w:szCs w:val="17"/>
         </w:rPr>
         <w:t xml:space="preserve">  I need help</w:t>
@@ -1636,7 +1637,7 @@
         <w:rPr>
           <w:rFonts w:ascii="Avenir Next" w:hAnsi="Avenir Next" w:cs="Avenir Next" w:eastAsia="Avenir Next"/>
           <w:color w:val="1A1A1A"/>
-          <w:sz w:val="18"/>
+          <w:sz w:val="22"/>
           <w:szCs w:val="18"/>
         </w:rPr>
         <w:t xml:space="preserve">Name</w:t>
@@ -1721,7 +1722,7 @@
                 <w:rFonts w:ascii="Avenir Next" w:hAnsi="Avenir Next" w:cs="Avenir Next" w:eastAsia="Avenir Next"/>
                 <w:b/>
                 <w:color w:val="1A1A1A"/>
-                <w:sz w:val="20"/>
+                <w:sz w:val="22"/>
                 <w:szCs w:val="20"/>
               </w:rPr>
               <w:t xml:space="preserve">1.</w:t>
@@ -1739,7 +1740,7 @@
               <w:rPr>
                 <w:rFonts w:ascii="Avenir Next" w:hAnsi="Avenir Next" w:cs="Avenir Next" w:eastAsia="Avenir Next"/>
                 <w:color w:val="1A1A1A"/>
-                <w:sz w:val="20"/>
+                <w:sz w:val="22"/>
                 <w:szCs w:val="20"/>
               </w:rPr>
               <w:t xml:space="preserve">Data: 4, 6, 5, 6, 6, 7.</w:t>
@@ -1794,25 +1795,25 @@
                       <w:rFonts w:ascii="Avenir Next" w:hAnsi="Avenir Next" w:cs="Avenir Next" w:eastAsia="Avenir Next"/>
                       <w:b/>
                       <w:color w:val="003A70"/>
+                      <w:sz w:val="22"/>
+                      <w:szCs w:val="20"/>
+                    </w:rPr>
+                    <w:t xml:space="preserve">a.</w:t>
+                  </w:r>
+                  <w:r>
+                    <w:rPr>
+                      <w:rFonts w:ascii="Avenir Next" w:hAnsi="Avenir Next" w:cs="Avenir Next" w:eastAsia="Avenir Next"/>
+                      <w:color w:val="1A1A1A"/>
                       <w:sz w:val="20"/>
                       <w:szCs w:val="20"/>
                     </w:rPr>
-                    <w:t xml:space="preserve">a.</w:t>
-                  </w:r>
-                  <w:r>
-                    <w:rPr>
-                      <w:rFonts w:ascii="Avenir Next" w:hAnsi="Avenir Next" w:cs="Avenir Next" w:eastAsia="Avenir Next"/>
-                      <w:color w:val="1A1A1A"/>
-                      <w:sz w:val="20"/>
-                      <w:szCs w:val="20"/>
-                    </w:rPr>
                     <w:tab/>
                   </w:r>
                   <w:r>
                     <w:rPr>
                       <w:rFonts w:ascii="Avenir Next" w:hAnsi="Avenir Next" w:cs="Avenir Next" w:eastAsia="Avenir Next"/>
                       <w:color w:val="1A1A1A"/>
-                      <w:sz w:val="20"/>
+                      <w:sz w:val="22"/>
                       <w:szCs w:val="20"/>
                     </w:rPr>
                     <w:t xml:space="preserve">Dots above 6:</w:t>
@@ -1856,25 +1857,25 @@
                       <w:rFonts w:ascii="Avenir Next" w:hAnsi="Avenir Next" w:cs="Avenir Next" w:eastAsia="Avenir Next"/>
                       <w:b/>
                       <w:color w:val="003A70"/>
+                      <w:sz w:val="22"/>
+                      <w:szCs w:val="20"/>
+                    </w:rPr>
+                    <w:t xml:space="preserve">b.</w:t>
+                  </w:r>
+                  <w:r>
+                    <w:rPr>
+                      <w:rFonts w:ascii="Avenir Next" w:hAnsi="Avenir Next" w:cs="Avenir Next" w:eastAsia="Avenir Next"/>
+                      <w:color w:val="1A1A1A"/>
                       <w:sz w:val="20"/>
                       <w:szCs w:val="20"/>
                     </w:rPr>
-                    <w:t xml:space="preserve">b.</w:t>
-                  </w:r>
-                  <w:r>
-                    <w:rPr>
-                      <w:rFonts w:ascii="Avenir Next" w:hAnsi="Avenir Next" w:cs="Avenir Next" w:eastAsia="Avenir Next"/>
-                      <w:color w:val="1A1A1A"/>
-                      <w:sz w:val="20"/>
-                      <w:szCs w:val="20"/>
-                    </w:rPr>
                     <w:tab/>
                   </w:r>
                   <w:r>
                     <w:rPr>
                       <w:rFonts w:ascii="Avenir Next" w:hAnsi="Avenir Next" w:cs="Avenir Next" w:eastAsia="Avenir Next"/>
                       <w:color w:val="1A1A1A"/>
-                      <w:sz w:val="20"/>
+                      <w:sz w:val="22"/>
                       <w:szCs w:val="20"/>
                     </w:rPr>
                     <w:t xml:space="preserve">Most common:</w:t>
@@ -2001,25 +2002,25 @@
                       <w:rFonts w:ascii="Avenir Next" w:hAnsi="Avenir Next" w:cs="Avenir Next" w:eastAsia="Avenir Next"/>
                       <w:b/>
                       <w:color w:val="1A1A1A"/>
+                      <w:sz w:val="22"/>
+                      <w:szCs w:val="20"/>
+                    </w:rPr>
+                    <w:t xml:space="preserve">2.</w:t>
+                  </w:r>
+                  <w:r>
+                    <w:rPr>
+                      <w:rFonts w:ascii="Avenir Next" w:hAnsi="Avenir Next" w:cs="Avenir Next" w:eastAsia="Avenir Next"/>
+                      <w:color w:val="1A1A1A"/>
                       <w:sz w:val="20"/>
                       <w:szCs w:val="20"/>
                     </w:rPr>
-                    <w:t xml:space="preserve">2.</w:t>
-                  </w:r>
-                  <w:r>
-                    <w:rPr>
-                      <w:rFonts w:ascii="Avenir Next" w:hAnsi="Avenir Next" w:cs="Avenir Next" w:eastAsia="Avenir Next"/>
-                      <w:color w:val="1A1A1A"/>
-                      <w:sz w:val="20"/>
-                      <w:szCs w:val="20"/>
-                    </w:rPr>
                     <w:tab/>
                   </w:r>
                   <w:r>
                     <w:rPr>
                       <w:rFonts w:ascii="Avenir Next" w:hAnsi="Avenir Next" w:cs="Avenir Next" w:eastAsia="Avenir Next"/>
                       <w:color w:val="1A1A1A"/>
-                      <w:sz w:val="20"/>
+                      <w:sz w:val="22"/>
                       <w:szCs w:val="20"/>
                     </w:rPr>
                     <w:t xml:space="preserve">Name the shape of this plot.</w:t>
@@ -2038,7 +2039,7 @@
                       <w:rFonts w:ascii="Avenir Next" w:hAnsi="Avenir Next" w:cs="Avenir Next" w:eastAsia="Avenir Next"/>
                       <w:b/>
                       <w:color w:val="1A1A1A"/>
-                      <w:sz w:val="18"/>
+                      <w:sz w:val="22"/>
                       <w:szCs w:val="18"/>
                     </w:rPr>
                     <w:t xml:space="preserve">Shape</w:t>
@@ -2068,7 +2069,7 @@
                     <w:drawing>
                       <wp:inline distT="0" distB="0" distL="0" distR="0">
                         <wp:extent cx="2560320" cy="1335024"/>
-                        <wp:docPr id="1" name="Figure 1"/>
+                        <wp:docPr id="1" name="Figure 1" descr="Dot plot. Horizontal axis: Pets, 0 to 5, ticks every 1. Dots by value: 1: 1; 2: 2; 3: 4; 4: 2"/>
                         <a:graphic xmlns:a="http://schemas.openxmlformats.org/drawingml/2006/main">
                           <a:graphicData uri="http://schemas.openxmlformats.org/drawingml/2006/picture">
                             <pic:pic xmlns:pic="http://schemas.openxmlformats.org/drawingml/2006/picture">
@@ -2166,7 +2167,7 @@
                 <w:rFonts w:ascii="Avenir Next" w:hAnsi="Avenir Next" w:cs="Avenir Next" w:eastAsia="Avenir Next"/>
                 <w:b/>
                 <w:color w:val="1A1A1A"/>
-                <w:sz w:val="20"/>
+                <w:sz w:val="22"/>
                 <w:szCs w:val="20"/>
               </w:rPr>
               <w:t xml:space="preserve">3.</w:t>
@@ -2184,7 +2185,7 @@
               <w:rPr>
                 <w:rFonts w:ascii="Avenir Next" w:hAnsi="Avenir Next" w:cs="Avenir Next" w:eastAsia="Avenir Next"/>
                 <w:color w:val="1A1A1A"/>
-                <w:sz w:val="20"/>
+                <w:sz w:val="22"/>
                 <w:szCs w:val="20"/>
               </w:rPr>
               <w:t xml:space="preserve">A dot plot has stacks of 3, 1, 4 and 2 dots. How many values?</w:t>
@@ -2240,25 +2241,25 @@
                       <w:rFonts w:ascii="Avenir Next" w:hAnsi="Avenir Next" w:cs="Avenir Next" w:eastAsia="Avenir Next"/>
                       <w:b/>
                       <w:color w:val="003A70"/>
+                      <w:sz w:val="22"/>
+                      <w:szCs w:val="19"/>
+                    </w:rPr>
+                    <w:t xml:space="preserve">A</w:t>
+                  </w:r>
+                  <w:r>
+                    <w:rPr>
+                      <w:rFonts w:ascii="Avenir Next" w:hAnsi="Avenir Next" w:cs="Avenir Next" w:eastAsia="Avenir Next"/>
+                      <w:color w:val="1A1A1A"/>
                       <w:sz w:val="19"/>
                       <w:szCs w:val="19"/>
                     </w:rPr>
-                    <w:t xml:space="preserve">A</w:t>
-                  </w:r>
-                  <w:r>
-                    <w:rPr>
-                      <w:rFonts w:ascii="Avenir Next" w:hAnsi="Avenir Next" w:cs="Avenir Next" w:eastAsia="Avenir Next"/>
-                      <w:color w:val="1A1A1A"/>
-                      <w:sz w:val="19"/>
-                      <w:szCs w:val="19"/>
-                    </w:rPr>
                     <w:tab/>
                   </w:r>
                   <w:r>
                     <w:rPr>
                       <w:rFonts w:ascii="Avenir Next" w:hAnsi="Avenir Next" w:cs="Avenir Next" w:eastAsia="Avenir Next"/>
                       <w:color w:val="1A1A1A"/>
-                      <w:sz w:val="19"/>
+                      <w:sz w:val="22"/>
                       <w:szCs w:val="19"/>
                     </w:rPr>
                     <w:t xml:space="preserve">4</w:t>
@@ -2283,25 +2284,25 @@
                       <w:rFonts w:ascii="Avenir Next" w:hAnsi="Avenir Next" w:cs="Avenir Next" w:eastAsia="Avenir Next"/>
                       <w:b/>
                       <w:color w:val="003A70"/>
+                      <w:sz w:val="22"/>
+                      <w:szCs w:val="19"/>
+                    </w:rPr>
+                    <w:t xml:space="preserve">B</w:t>
+                  </w:r>
+                  <w:r>
+                    <w:rPr>
+                      <w:rFonts w:ascii="Avenir Next" w:hAnsi="Avenir Next" w:cs="Avenir Next" w:eastAsia="Avenir Next"/>
+                      <w:color w:val="1A1A1A"/>
                       <w:sz w:val="19"/>
                       <w:szCs w:val="19"/>
                     </w:rPr>
-                    <w:t xml:space="preserve">B</w:t>
-                  </w:r>
-                  <w:r>
-                    <w:rPr>
-                      <w:rFonts w:ascii="Avenir Next" w:hAnsi="Avenir Next" w:cs="Avenir Next" w:eastAsia="Avenir Next"/>
-                      <w:color w:val="1A1A1A"/>
-                      <w:sz w:val="19"/>
-                      <w:szCs w:val="19"/>
-                    </w:rPr>
                     <w:tab/>
                   </w:r>
                   <w:r>
                     <w:rPr>
                       <w:rFonts w:ascii="Avenir Next" w:hAnsi="Avenir Next" w:cs="Avenir Next" w:eastAsia="Avenir Next"/>
                       <w:color w:val="1A1A1A"/>
-                      <w:sz w:val="19"/>
+                      <w:sz w:val="22"/>
                       <w:szCs w:val="19"/>
                     </w:rPr>
                     <w:t xml:space="preserve">10</w:t>
@@ -2326,25 +2327,25 @@
                       <w:rFonts w:ascii="Avenir Next" w:hAnsi="Avenir Next" w:cs="Avenir Next" w:eastAsia="Avenir Next"/>
                       <w:b/>
                       <w:color w:val="003A70"/>
+                      <w:sz w:val="22"/>
+                      <w:szCs w:val="19"/>
+                    </w:rPr>
+                    <w:t xml:space="preserve">C</w:t>
+                  </w:r>
+                  <w:r>
+                    <w:rPr>
+                      <w:rFonts w:ascii="Avenir Next" w:hAnsi="Avenir Next" w:cs="Avenir Next" w:eastAsia="Avenir Next"/>
+                      <w:color w:val="1A1A1A"/>
                       <w:sz w:val="19"/>
                       <w:szCs w:val="19"/>
                     </w:rPr>
-                    <w:t xml:space="preserve">C</w:t>
-                  </w:r>
-                  <w:r>
-                    <w:rPr>
-                      <w:rFonts w:ascii="Avenir Next" w:hAnsi="Avenir Next" w:cs="Avenir Next" w:eastAsia="Avenir Next"/>
-                      <w:color w:val="1A1A1A"/>
-                      <w:sz w:val="19"/>
-                      <w:szCs w:val="19"/>
-                    </w:rPr>
                     <w:tab/>
                   </w:r>
                   <w:r>
                     <w:rPr>
                       <w:rFonts w:ascii="Avenir Next" w:hAnsi="Avenir Next" w:cs="Avenir Next" w:eastAsia="Avenir Next"/>
                       <w:color w:val="1A1A1A"/>
-                      <w:sz w:val="19"/>
+                      <w:sz w:val="22"/>
                       <w:szCs w:val="19"/>
                     </w:rPr>
                     <w:t xml:space="preserve">9</w:t>
@@ -2369,25 +2370,25 @@
                       <w:rFonts w:ascii="Avenir Next" w:hAnsi="Avenir Next" w:cs="Avenir Next" w:eastAsia="Avenir Next"/>
                       <w:b/>
                       <w:color w:val="003A70"/>
+                      <w:sz w:val="22"/>
+                      <w:szCs w:val="19"/>
+                    </w:rPr>
+                    <w:t xml:space="preserve">D</w:t>
+                  </w:r>
+                  <w:r>
+                    <w:rPr>
+                      <w:rFonts w:ascii="Avenir Next" w:hAnsi="Avenir Next" w:cs="Avenir Next" w:eastAsia="Avenir Next"/>
+                      <w:color w:val="1A1A1A"/>
                       <w:sz w:val="19"/>
                       <w:szCs w:val="19"/>
                     </w:rPr>
-                    <w:t xml:space="preserve">D</w:t>
-                  </w:r>
-                  <w:r>
-                    <w:rPr>
-                      <w:rFonts w:ascii="Avenir Next" w:hAnsi="Avenir Next" w:cs="Avenir Next" w:eastAsia="Avenir Next"/>
-                      <w:color w:val="1A1A1A"/>
-                      <w:sz w:val="19"/>
-                      <w:szCs w:val="19"/>
-                    </w:rPr>
                     <w:tab/>
                   </w:r>
                   <w:r>
                     <w:rPr>
                       <w:rFonts w:ascii="Avenir Next" w:hAnsi="Avenir Next" w:cs="Avenir Next" w:eastAsia="Avenir Next"/>
                       <w:color w:val="1A1A1A"/>
-                      <w:sz w:val="19"/>
+                      <w:sz w:val="22"/>
                       <w:szCs w:val="19"/>
                     </w:rPr>
                     <w:t xml:space="preserve">3</w:t>
@@ -2437,7 +2438,7 @@
         <w:rPr>
           <w:rFonts w:ascii="Avenir Next" w:hAnsi="Avenir Next" w:cs="Avenir Next" w:eastAsia="Avenir Next"/>
           <w:color w:val="1A1A1A"/>
-          <w:sz w:val="17"/>
+          <w:sz w:val="22"/>
           <w:szCs w:val="17"/>
         </w:rPr>
         <w:t xml:space="preserve">  I got it</w:t>
@@ -2455,7 +2456,7 @@
         <w:rPr>
           <w:rFonts w:ascii="Avenir Next" w:hAnsi="Avenir Next" w:cs="Avenir Next" w:eastAsia="Avenir Next"/>
           <w:color w:val="1A1A1A"/>
-          <w:sz w:val="17"/>
+          <w:sz w:val="22"/>
           <w:szCs w:val="17"/>
         </w:rPr>
         <w:t xml:space="preserve">  Almost</w:t>
@@ -2473,7 +2474,7 @@
         <w:rPr>
           <w:rFonts w:ascii="Avenir Next" w:hAnsi="Avenir Next" w:cs="Avenir Next" w:eastAsia="Avenir Next"/>
           <w:color w:val="1A1A1A"/>
-          <w:sz w:val="17"/>
+          <w:sz w:val="22"/>
           <w:szCs w:val="17"/>
         </w:rPr>
         <w:t xml:space="preserve">  I need help</w:t>
@@ -2530,7 +2531,7 @@
         <w:rPr>
           <w:rFonts w:ascii="Avenir Next" w:hAnsi="Avenir Next" w:cs="Avenir Next" w:eastAsia="Avenir Next"/>
           <w:color w:val="1A1A1A"/>
-          <w:sz w:val="18"/>
+          <w:sz w:val="22"/>
           <w:szCs w:val="18"/>
         </w:rPr>
         <w:t xml:space="preserve">Name</w:t>
@@ -2615,7 +2616,7 @@
                 <w:rFonts w:ascii="Avenir Next" w:hAnsi="Avenir Next" w:cs="Avenir Next" w:eastAsia="Avenir Next"/>
                 <w:b/>
                 <w:color w:val="1A1A1A"/>
-                <w:sz w:val="20"/>
+                <w:sz w:val="22"/>
                 <w:szCs w:val="20"/>
               </w:rPr>
               <w:t xml:space="preserve">1.</w:t>
@@ -2633,7 +2634,7 @@
               <w:rPr>
                 <w:rFonts w:ascii="Avenir Next" w:hAnsi="Avenir Next" w:cs="Avenir Next" w:eastAsia="Avenir Next"/>
                 <w:color w:val="1A1A1A"/>
-                <w:sz w:val="20"/>
+                <w:sz w:val="22"/>
                 <w:szCs w:val="20"/>
               </w:rPr>
               <w:t xml:space="preserve">Data: 4, 6, 5, 6, 6, 7.</w:t>
@@ -2688,25 +2689,25 @@
                       <w:rFonts w:ascii="Avenir Next" w:hAnsi="Avenir Next" w:cs="Avenir Next" w:eastAsia="Avenir Next"/>
                       <w:b/>
                       <w:color w:val="003A70"/>
+                      <w:sz w:val="22"/>
+                      <w:szCs w:val="20"/>
+                    </w:rPr>
+                    <w:t xml:space="preserve">a.</w:t>
+                  </w:r>
+                  <w:r>
+                    <w:rPr>
+                      <w:rFonts w:ascii="Avenir Next" w:hAnsi="Avenir Next" w:cs="Avenir Next" w:eastAsia="Avenir Next"/>
+                      <w:color w:val="1A1A1A"/>
                       <w:sz w:val="20"/>
                       <w:szCs w:val="20"/>
                     </w:rPr>
-                    <w:t xml:space="preserve">a.</w:t>
-                  </w:r>
-                  <w:r>
-                    <w:rPr>
-                      <w:rFonts w:ascii="Avenir Next" w:hAnsi="Avenir Next" w:cs="Avenir Next" w:eastAsia="Avenir Next"/>
-                      <w:color w:val="1A1A1A"/>
-                      <w:sz w:val="20"/>
-                      <w:szCs w:val="20"/>
-                    </w:rPr>
                     <w:tab/>
                   </w:r>
                   <w:r>
                     <w:rPr>
                       <w:rFonts w:ascii="Avenir Next" w:hAnsi="Avenir Next" w:cs="Avenir Next" w:eastAsia="Avenir Next"/>
                       <w:color w:val="1A1A1A"/>
-                      <w:sz w:val="20"/>
+                      <w:sz w:val="22"/>
                       <w:szCs w:val="20"/>
                     </w:rPr>
                     <w:t xml:space="preserve">Dots above 6:</w:t>
@@ -2750,25 +2751,25 @@
                       <w:rFonts w:ascii="Avenir Next" w:hAnsi="Avenir Next" w:cs="Avenir Next" w:eastAsia="Avenir Next"/>
                       <w:b/>
                       <w:color w:val="003A70"/>
+                      <w:sz w:val="22"/>
+                      <w:szCs w:val="20"/>
+                    </w:rPr>
+                    <w:t xml:space="preserve">b.</w:t>
+                  </w:r>
+                  <w:r>
+                    <w:rPr>
+                      <w:rFonts w:ascii="Avenir Next" w:hAnsi="Avenir Next" w:cs="Avenir Next" w:eastAsia="Avenir Next"/>
+                      <w:color w:val="1A1A1A"/>
                       <w:sz w:val="20"/>
                       <w:szCs w:val="20"/>
                     </w:rPr>
-                    <w:t xml:space="preserve">b.</w:t>
-                  </w:r>
-                  <w:r>
-                    <w:rPr>
-                      <w:rFonts w:ascii="Avenir Next" w:hAnsi="Avenir Next" w:cs="Avenir Next" w:eastAsia="Avenir Next"/>
-                      <w:color w:val="1A1A1A"/>
-                      <w:sz w:val="20"/>
-                      <w:szCs w:val="20"/>
-                    </w:rPr>
                     <w:tab/>
                   </w:r>
                   <w:r>
                     <w:rPr>
                       <w:rFonts w:ascii="Avenir Next" w:hAnsi="Avenir Next" w:cs="Avenir Next" w:eastAsia="Avenir Next"/>
                       <w:color w:val="1A1A1A"/>
-                      <w:sz w:val="20"/>
+                      <w:sz w:val="22"/>
                       <w:szCs w:val="20"/>
                     </w:rPr>
                     <w:t xml:space="preserve">Most common:</w:t>
@@ -2895,25 +2896,25 @@
                       <w:rFonts w:ascii="Avenir Next" w:hAnsi="Avenir Next" w:cs="Avenir Next" w:eastAsia="Avenir Next"/>
                       <w:b/>
                       <w:color w:val="1A1A1A"/>
+                      <w:sz w:val="22"/>
+                      <w:szCs w:val="20"/>
+                    </w:rPr>
+                    <w:t xml:space="preserve">2.</w:t>
+                  </w:r>
+                  <w:r>
+                    <w:rPr>
+                      <w:rFonts w:ascii="Avenir Next" w:hAnsi="Avenir Next" w:cs="Avenir Next" w:eastAsia="Avenir Next"/>
+                      <w:color w:val="1A1A1A"/>
                       <w:sz w:val="20"/>
                       <w:szCs w:val="20"/>
                     </w:rPr>
-                    <w:t xml:space="preserve">2.</w:t>
-                  </w:r>
-                  <w:r>
-                    <w:rPr>
-                      <w:rFonts w:ascii="Avenir Next" w:hAnsi="Avenir Next" w:cs="Avenir Next" w:eastAsia="Avenir Next"/>
-                      <w:color w:val="1A1A1A"/>
-                      <w:sz w:val="20"/>
-                      <w:szCs w:val="20"/>
-                    </w:rPr>
                     <w:tab/>
                   </w:r>
                   <w:r>
                     <w:rPr>
                       <w:rFonts w:ascii="Avenir Next" w:hAnsi="Avenir Next" w:cs="Avenir Next" w:eastAsia="Avenir Next"/>
                       <w:color w:val="1A1A1A"/>
-                      <w:sz w:val="20"/>
+                      <w:sz w:val="22"/>
                       <w:szCs w:val="20"/>
                     </w:rPr>
                     <w:t xml:space="preserve">Name the shape of this plot.</w:t>
@@ -2932,7 +2933,7 @@
                       <w:rFonts w:ascii="Avenir Next" w:hAnsi="Avenir Next" w:cs="Avenir Next" w:eastAsia="Avenir Next"/>
                       <w:b/>
                       <w:color w:val="1A1A1A"/>
-                      <w:sz w:val="18"/>
+                      <w:sz w:val="22"/>
                       <w:szCs w:val="18"/>
                     </w:rPr>
                     <w:t xml:space="preserve">Shape</w:t>
@@ -2962,7 +2963,7 @@
                     <w:drawing>
                       <wp:inline distT="0" distB="0" distL="0" distR="0">
                         <wp:extent cx="2560320" cy="1335024"/>
-                        <wp:docPr id="2" name="Figure 2"/>
+                        <wp:docPr id="2" name="Figure 2" descr="Dot plot. Horizontal axis: Pets, 0 to 5, ticks every 1. Dots by value: 1: 1; 2: 2; 3: 4; 4: 2"/>
                         <a:graphic xmlns:a="http://schemas.openxmlformats.org/drawingml/2006/main">
                           <a:graphicData uri="http://schemas.openxmlformats.org/drawingml/2006/picture">
                             <pic:pic xmlns:pic="http://schemas.openxmlformats.org/drawingml/2006/picture">
@@ -3060,7 +3061,7 @@
                 <w:rFonts w:ascii="Avenir Next" w:hAnsi="Avenir Next" w:cs="Avenir Next" w:eastAsia="Avenir Next"/>
                 <w:b/>
                 <w:color w:val="1A1A1A"/>
-                <w:sz w:val="20"/>
+                <w:sz w:val="22"/>
                 <w:szCs w:val="20"/>
               </w:rPr>
               <w:t xml:space="preserve">3.</w:t>
@@ -3078,7 +3079,7 @@
               <w:rPr>
                 <w:rFonts w:ascii="Avenir Next" w:hAnsi="Avenir Next" w:cs="Avenir Next" w:eastAsia="Avenir Next"/>
                 <w:color w:val="1A1A1A"/>
-                <w:sz w:val="20"/>
+                <w:sz w:val="22"/>
                 <w:szCs w:val="20"/>
               </w:rPr>
               <w:t xml:space="preserve">A dot plot has stacks of 3, 1, 4 and 2 dots. How many values?</w:t>
@@ -3134,25 +3135,25 @@
                       <w:rFonts w:ascii="Avenir Next" w:hAnsi="Avenir Next" w:cs="Avenir Next" w:eastAsia="Avenir Next"/>
                       <w:b/>
                       <w:color w:val="003A70"/>
+                      <w:sz w:val="22"/>
+                      <w:szCs w:val="19"/>
+                    </w:rPr>
+                    <w:t xml:space="preserve">A</w:t>
+                  </w:r>
+                  <w:r>
+                    <w:rPr>
+                      <w:rFonts w:ascii="Avenir Next" w:hAnsi="Avenir Next" w:cs="Avenir Next" w:eastAsia="Avenir Next"/>
+                      <w:color w:val="1A1A1A"/>
                       <w:sz w:val="19"/>
                       <w:szCs w:val="19"/>
                     </w:rPr>
-                    <w:t xml:space="preserve">A</w:t>
-                  </w:r>
-                  <w:r>
-                    <w:rPr>
-                      <w:rFonts w:ascii="Avenir Next" w:hAnsi="Avenir Next" w:cs="Avenir Next" w:eastAsia="Avenir Next"/>
-                      <w:color w:val="1A1A1A"/>
-                      <w:sz w:val="19"/>
-                      <w:szCs w:val="19"/>
-                    </w:rPr>
                     <w:tab/>
                   </w:r>
                   <w:r>
                     <w:rPr>
                       <w:rFonts w:ascii="Avenir Next" w:hAnsi="Avenir Next" w:cs="Avenir Next" w:eastAsia="Avenir Next"/>
                       <w:color w:val="1A1A1A"/>
-                      <w:sz w:val="19"/>
+                      <w:sz w:val="22"/>
                       <w:szCs w:val="19"/>
                     </w:rPr>
                     <w:t xml:space="preserve">4</w:t>
@@ -3177,25 +3178,25 @@
                       <w:rFonts w:ascii="Avenir Next" w:hAnsi="Avenir Next" w:cs="Avenir Next" w:eastAsia="Avenir Next"/>
                       <w:b/>
                       <w:color w:val="003A70"/>
+                      <w:sz w:val="22"/>
+                      <w:szCs w:val="19"/>
+                    </w:rPr>
+                    <w:t xml:space="preserve">B</w:t>
+                  </w:r>
+                  <w:r>
+                    <w:rPr>
+                      <w:rFonts w:ascii="Avenir Next" w:hAnsi="Avenir Next" w:cs="Avenir Next" w:eastAsia="Avenir Next"/>
+                      <w:color w:val="1A1A1A"/>
                       <w:sz w:val="19"/>
                       <w:szCs w:val="19"/>
                     </w:rPr>
-                    <w:t xml:space="preserve">B</w:t>
-                  </w:r>
-                  <w:r>
-                    <w:rPr>
-                      <w:rFonts w:ascii="Avenir Next" w:hAnsi="Avenir Next" w:cs="Avenir Next" w:eastAsia="Avenir Next"/>
-                      <w:color w:val="1A1A1A"/>
-                      <w:sz w:val="19"/>
-                      <w:szCs w:val="19"/>
-                    </w:rPr>
                     <w:tab/>
                   </w:r>
                   <w:r>
                     <w:rPr>
                       <w:rFonts w:ascii="Avenir Next" w:hAnsi="Avenir Next" w:cs="Avenir Next" w:eastAsia="Avenir Next"/>
                       <w:color w:val="1A1A1A"/>
-                      <w:sz w:val="19"/>
+                      <w:sz w:val="22"/>
                       <w:szCs w:val="19"/>
                     </w:rPr>
                     <w:t xml:space="preserve">10</w:t>
@@ -3220,25 +3221,25 @@
                       <w:rFonts w:ascii="Avenir Next" w:hAnsi="Avenir Next" w:cs="Avenir Next" w:eastAsia="Avenir Next"/>
                       <w:b/>
                       <w:color w:val="003A70"/>
+                      <w:sz w:val="22"/>
+                      <w:szCs w:val="19"/>
+                    </w:rPr>
+                    <w:t xml:space="preserve">C</w:t>
+                  </w:r>
+                  <w:r>
+                    <w:rPr>
+                      <w:rFonts w:ascii="Avenir Next" w:hAnsi="Avenir Next" w:cs="Avenir Next" w:eastAsia="Avenir Next"/>
+                      <w:color w:val="1A1A1A"/>
                       <w:sz w:val="19"/>
                       <w:szCs w:val="19"/>
                     </w:rPr>
-                    <w:t xml:space="preserve">C</w:t>
-                  </w:r>
-                  <w:r>
-                    <w:rPr>
-                      <w:rFonts w:ascii="Avenir Next" w:hAnsi="Avenir Next" w:cs="Avenir Next" w:eastAsia="Avenir Next"/>
-                      <w:color w:val="1A1A1A"/>
-                      <w:sz w:val="19"/>
-                      <w:szCs w:val="19"/>
-                    </w:rPr>
                     <w:tab/>
                   </w:r>
                   <w:r>
                     <w:rPr>
                       <w:rFonts w:ascii="Avenir Next" w:hAnsi="Avenir Next" w:cs="Avenir Next" w:eastAsia="Avenir Next"/>
                       <w:color w:val="1A1A1A"/>
-                      <w:sz w:val="19"/>
+                      <w:sz w:val="22"/>
                       <w:szCs w:val="19"/>
                     </w:rPr>
                     <w:t xml:space="preserve">9</w:t>
@@ -3263,25 +3264,25 @@
                       <w:rFonts w:ascii="Avenir Next" w:hAnsi="Avenir Next" w:cs="Avenir Next" w:eastAsia="Avenir Next"/>
                       <w:b/>
                       <w:color w:val="003A70"/>
+                      <w:sz w:val="22"/>
+                      <w:szCs w:val="19"/>
+                    </w:rPr>
+                    <w:t xml:space="preserve">D</w:t>
+                  </w:r>
+                  <w:r>
+                    <w:rPr>
+                      <w:rFonts w:ascii="Avenir Next" w:hAnsi="Avenir Next" w:cs="Avenir Next" w:eastAsia="Avenir Next"/>
+                      <w:color w:val="1A1A1A"/>
                       <w:sz w:val="19"/>
                       <w:szCs w:val="19"/>
                     </w:rPr>
-                    <w:t xml:space="preserve">D</w:t>
-                  </w:r>
-                  <w:r>
-                    <w:rPr>
-                      <w:rFonts w:ascii="Avenir Next" w:hAnsi="Avenir Next" w:cs="Avenir Next" w:eastAsia="Avenir Next"/>
-                      <w:color w:val="1A1A1A"/>
-                      <w:sz w:val="19"/>
-                      <w:szCs w:val="19"/>
-                    </w:rPr>
                     <w:tab/>
                   </w:r>
                   <w:r>
                     <w:rPr>
                       <w:rFonts w:ascii="Avenir Next" w:hAnsi="Avenir Next" w:cs="Avenir Next" w:eastAsia="Avenir Next"/>
                       <w:color w:val="1A1A1A"/>
-                      <w:sz w:val="19"/>
+                      <w:sz w:val="22"/>
                       <w:szCs w:val="19"/>
                     </w:rPr>
                     <w:t xml:space="preserve">3</w:t>
@@ -3331,7 +3332,7 @@
         <w:rPr>
           <w:rFonts w:ascii="Avenir Next" w:hAnsi="Avenir Next" w:cs="Avenir Next" w:eastAsia="Avenir Next"/>
           <w:color w:val="1A1A1A"/>
-          <w:sz w:val="17"/>
+          <w:sz w:val="22"/>
           <w:szCs w:val="17"/>
         </w:rPr>
         <w:t xml:space="preserve">  I got it</w:t>
@@ -3349,7 +3350,7 @@
         <w:rPr>
           <w:rFonts w:ascii="Avenir Next" w:hAnsi="Avenir Next" w:cs="Avenir Next" w:eastAsia="Avenir Next"/>
           <w:color w:val="1A1A1A"/>
-          <w:sz w:val="17"/>
+          <w:sz w:val="22"/>
           <w:szCs w:val="17"/>
         </w:rPr>
         <w:t xml:space="preserve">  Almost</w:t>
@@ -3367,7 +3368,7 @@
         <w:rPr>
           <w:rFonts w:ascii="Avenir Next" w:hAnsi="Avenir Next" w:cs="Avenir Next" w:eastAsia="Avenir Next"/>
           <w:color w:val="1A1A1A"/>
-          <w:sz w:val="17"/>
+          <w:sz w:val="22"/>
           <w:szCs w:val="17"/>
         </w:rPr>
         <w:t xml:space="preserve">  I need help</w:t>
@@ -3461,7 +3462,106 @@
               <w:sz w:val="15"/>
               <w:szCs w:val="15"/>
             </w:rPr>
-            <w:t xml:space="preserve">Lesson 2-1  ·  Exit Tickets  ·  two per page</w:t>
+            <w:t xml:space="preserve">2-1 · Page </w:t>
+          </w:r>
+          <w:r>
+            <w:rPr>
+              <w:rFonts w:ascii="Avenir Next" w:hAnsi="Avenir Next" w:cs="Avenir Next" w:eastAsia="Avenir Next"/>
+              <w:color w:val="5A5F66"/>
+              <w:sz w:val="15"/>
+              <w:szCs w:val="15"/>
+            </w:rPr>
+            <w:fldChar w:fldCharType="begin"/>
+          </w:r>
+          <w:r>
+            <w:rPr>
+              <w:rFonts w:ascii="Avenir Next" w:hAnsi="Avenir Next" w:cs="Avenir Next" w:eastAsia="Avenir Next"/>
+              <w:color w:val="5A5F66"/>
+              <w:sz w:val="15"/>
+              <w:szCs w:val="15"/>
+            </w:rPr>
+            <w:instrText xml:space="preserve"> PAGE </w:instrText>
+          </w:r>
+          <w:r>
+            <w:rPr>
+              <w:rFonts w:ascii="Avenir Next" w:hAnsi="Avenir Next" w:cs="Avenir Next" w:eastAsia="Avenir Next"/>
+              <w:color w:val="5A5F66"/>
+              <w:sz w:val="15"/>
+              <w:szCs w:val="15"/>
+            </w:rPr>
+            <w:fldChar w:fldCharType="separate"/>
+          </w:r>
+          <w:r>
+            <w:rPr>
+              <w:rFonts w:ascii="Avenir Next" w:hAnsi="Avenir Next" w:cs="Avenir Next" w:eastAsia="Avenir Next"/>
+              <w:color w:val="5A5F66"/>
+              <w:sz w:val="15"/>
+              <w:szCs w:val="15"/>
+            </w:rPr>
+            <w:t xml:space="preserve">1</w:t>
+          </w:r>
+          <w:r>
+            <w:rPr>
+              <w:rFonts w:ascii="Avenir Next" w:hAnsi="Avenir Next" w:cs="Avenir Next" w:eastAsia="Avenir Next"/>
+              <w:color w:val="5A5F66"/>
+              <w:sz w:val="15"/>
+              <w:szCs w:val="15"/>
+            </w:rPr>
+            <w:fldChar w:fldCharType="end"/>
+          </w:r>
+          <w:r>
+            <w:rPr>
+              <w:rFonts w:ascii="Avenir Next" w:hAnsi="Avenir Next" w:cs="Avenir Next" w:eastAsia="Avenir Next"/>
+              <w:color w:val="5A5F66"/>
+              <w:sz w:val="15"/>
+              <w:szCs w:val="15"/>
+            </w:rPr>
+            <w:t xml:space="preserve"> of </w:t>
+          </w:r>
+          <w:r>
+            <w:rPr>
+              <w:rFonts w:ascii="Avenir Next" w:hAnsi="Avenir Next" w:cs="Avenir Next" w:eastAsia="Avenir Next"/>
+              <w:color w:val="5A5F66"/>
+              <w:sz w:val="15"/>
+              <w:szCs w:val="15"/>
+            </w:rPr>
+            <w:fldChar w:fldCharType="begin"/>
+          </w:r>
+          <w:r>
+            <w:rPr>
+              <w:rFonts w:ascii="Avenir Next" w:hAnsi="Avenir Next" w:cs="Avenir Next" w:eastAsia="Avenir Next"/>
+              <w:color w:val="5A5F66"/>
+              <w:sz w:val="15"/>
+              <w:szCs w:val="15"/>
+            </w:rPr>
+            <w:instrText xml:space="preserve"> NUMPAGES </w:instrText>
+          </w:r>
+          <w:r>
+            <w:rPr>
+              <w:rFonts w:ascii="Avenir Next" w:hAnsi="Avenir Next" w:cs="Avenir Next" w:eastAsia="Avenir Next"/>
+              <w:color w:val="5A5F66"/>
+              <w:sz w:val="15"/>
+              <w:szCs w:val="15"/>
+            </w:rPr>
+            <w:fldChar w:fldCharType="separate"/>
+          </w:r>
+          <w:r>
+            <w:rPr>
+              <w:rFonts w:ascii="Avenir Next" w:hAnsi="Avenir Next" w:cs="Avenir Next" w:eastAsia="Avenir Next"/>
+              <w:color w:val="5A5F66"/>
+              <w:sz w:val="15"/>
+              <w:szCs w:val="15"/>
+            </w:rPr>
+            <w:t xml:space="preserve">1</w:t>
+          </w:r>
+          <w:r>
+            <w:rPr>
+              <w:rFonts w:ascii="Avenir Next" w:hAnsi="Avenir Next" w:cs="Avenir Next" w:eastAsia="Avenir Next"/>
+              <w:color w:val="5A5F66"/>
+              <w:sz w:val="15"/>
+              <w:szCs w:val="15"/>
+            </w:rPr>
+            <w:fldChar w:fldCharType="end"/>
           </w:r>
         </w:p>
       </w:tc>
@@ -3504,5 +3604,23 @@
       </w:tblCellMar>
     </w:tblPr>
   </w:style>
+  <w:style w:type="paragraph" w:styleId="Heading1">
+    <w:name w:val="heading 1"/>
+    <w:basedOn w:val="Normal"/>
+    <w:pPr>
+      <w:outlineLvl w:val="0"/>
+      <w:keepNext w:val="0"/>
+      <w:keepLines w:val="0"/>
+    </w:pPr>
+  </w:style>
+  <w:style w:type="paragraph" w:styleId="Heading2">
+    <w:name w:val="heading 2"/>
+    <w:basedOn w:val="Normal"/>
+    <w:pPr>
+      <w:outlineLvl w:val="1"/>
+      <w:keepNext w:val="0"/>
+      <w:keepLines w:val="0"/>
+    </w:pPr>
+  </w:style>
 </w:styles>
 </file>